--- a/biupama-app-main/powerpoints/aantekeningen sammani/Neglected diseases.docx
+++ b/biupama-app-main/powerpoints/aantekeningen sammani/Neglected diseases.docx
@@ -9,9 +9,73 @@
       </w:r>
       <w:proofErr w:type="spellEnd"/>
       <w:r>
-        <w:t xml:space="preserve"> diseases</w:t>
-      </w:r>
+        <w:t xml:space="preserve"> </w:t>
+      </w:r>
+      <w:proofErr w:type="spellStart"/>
+      <w:r>
+        <w:t>diseases</w:t>
+      </w:r>
+      <w:proofErr w:type="spellEnd"/>
     </w:p>
+    <w:p/>
+    <w:p>
+      <w:r>
+        <w:t xml:space="preserve">3 D’s: </w:t>
+      </w:r>
+      <w:r>
+        <w:br/>
+      </w:r>
+      <w:proofErr w:type="gramStart"/>
+      <w:r>
+        <w:t>Dermatitis /</w:t>
+      </w:r>
+      <w:proofErr w:type="gramEnd"/>
+      <w:r>
+        <w:t xml:space="preserve"> </w:t>
+      </w:r>
+      <w:proofErr w:type="gramStart"/>
+      <w:r>
+        <w:t>diarree /</w:t>
+      </w:r>
+      <w:proofErr w:type="gramEnd"/>
+      <w:r>
+        <w:t xml:space="preserve"> Delier(dementerend) &gt;&gt; dood. </w:t>
+      </w:r>
+      <w:proofErr w:type="spellStart"/>
+      <w:r>
+        <w:t>Casal</w:t>
+      </w:r>
+      <w:proofErr w:type="spellEnd"/>
+      <w:r>
+        <w:t xml:space="preserve"> </w:t>
+      </w:r>
+      <w:proofErr w:type="spellStart"/>
+      <w:r>
+        <w:t>necklace</w:t>
+      </w:r>
+      <w:proofErr w:type="spellEnd"/>
+      <w:r>
+        <w:t xml:space="preserve">, teken van </w:t>
+      </w:r>
+      <w:proofErr w:type="spellStart"/>
+      <w:r>
+        <w:t>plaga</w:t>
+      </w:r>
+      <w:proofErr w:type="spellEnd"/>
+      <w:r>
+        <w:t xml:space="preserve">, B3 </w:t>
+      </w:r>
+      <w:proofErr w:type="spellStart"/>
+      <w:r>
+        <w:t>deficientie</w:t>
+      </w:r>
+      <w:proofErr w:type="spellEnd"/>
+      <w:r>
+        <w:t xml:space="preserve"> </w:t>
+      </w:r>
+    </w:p>
+    <w:p/>
+    <w:p/>
     <w:sectPr>
       <w:pgSz w:w="11906" w:h="16838"/>
       <w:pgMar w:top="1417" w:right="1417" w:bottom="1417" w:left="1417" w:header="708" w:footer="708" w:gutter="0"/>
